--- a/Sorting algo/Practical-9/25DCE014-FDSA_PRAC-9.docx
+++ b/Sorting algo/Practical-9/25DCE014-FDSA_PRAC-9.docx
@@ -102,15 +102,30 @@
       <w:pPr>
         <w:spacing w:before="60" w:after="400"/>
         <w:jc w:val="center"/>
-      </w:pPr>
-      <w:r>
-        <w:rPr>
-          <w:b/>
-          <w:bCs/>
-          <w:sz w:val="28"/>
-          <w:szCs w:val="28"/>
-        </w:rPr>
-        <w:t>DEPARTMENT OF INFORMATION TECHNOLOGY</w:t>
+        <w:rPr>
+          <w:rFonts w:hint="default"/>
+          <w:lang w:val="en-US"/>
+        </w:rPr>
+      </w:pPr>
+      <w:r>
+        <w:rPr>
+          <w:b/>
+          <w:bCs/>
+          <w:sz w:val="28"/>
+          <w:szCs w:val="28"/>
+        </w:rPr>
+        <w:t>DEPARTMENT OF</w:t>
+      </w:r>
+      <w:r>
+        <w:rPr>
+          <w:rFonts w:hint="default"/>
+          <w:b/>
+          <w:bCs/>
+          <w:sz w:val="28"/>
+          <w:szCs w:val="28"/>
+          <w:lang w:val="en-US"/>
+        </w:rPr>
+        <w:t xml:space="preserve"> COMPUTER ENGINEERING</w:t>
       </w:r>
     </w:p>
     <w:p>
@@ -368,6 +383,95 @@
     </w:p>
     <w:p>
       <w:pPr>
+        <w:spacing w:after="120" w:line="276" w:lineRule="auto"/>
+        <w:jc w:val="both"/>
+        <w:rPr>
+          <w:sz w:val="28"/>
+          <w:szCs w:val="28"/>
+        </w:rPr>
+      </w:pPr>
+    </w:p>
+    <w:p>
+      <w:pPr>
+        <w:spacing w:after="120" w:line="276" w:lineRule="auto"/>
+        <w:jc w:val="both"/>
+        <w:rPr>
+          <w:b/>
+          <w:bCs/>
+          <w:sz w:val="28"/>
+          <w:szCs w:val="28"/>
+        </w:rPr>
+      </w:pPr>
+      <w:r>
+        <w:rPr>
+          <w:b/>
+          <w:bCs/>
+          <w:sz w:val="28"/>
+          <w:szCs w:val="28"/>
+        </w:rPr>
+        <w:t>For Code:</w:t>
+      </w:r>
+    </w:p>
+    <w:p>
+      <w:pPr>
+        <w:spacing w:after="120" w:line="276" w:lineRule="auto"/>
+        <w:jc w:val="both"/>
+        <w:rPr>
+          <w:b/>
+          <w:bCs/>
+          <w:sz w:val="28"/>
+          <w:szCs w:val="28"/>
+        </w:rPr>
+      </w:pPr>
+      <w:r>
+        <w:rPr>
+          <w:b/>
+          <w:bCs/>
+          <w:sz w:val="28"/>
+          <w:szCs w:val="28"/>
+        </w:rPr>
+        <w:fldChar w:fldCharType="begin"/>
+      </w:r>
+      <w:r>
+        <w:rPr>
+          <w:b/>
+          <w:bCs/>
+          <w:sz w:val="28"/>
+          <w:szCs w:val="28"/>
+        </w:rPr>
+        <w:instrText xml:space="preserve"> HYPERLINK "https://github.com/yakshu205/DSA/tree/main/Sorting%20algo/Practical-9" </w:instrText>
+      </w:r>
+      <w:r>
+        <w:rPr>
+          <w:b/>
+          <w:bCs/>
+          <w:sz w:val="28"/>
+          <w:szCs w:val="28"/>
+        </w:rPr>
+        <w:fldChar w:fldCharType="separate"/>
+      </w:r>
+      <w:r>
+        <w:rPr>
+          <w:rStyle w:val="14"/>
+          <w:b/>
+          <w:bCs/>
+          <w:sz w:val="28"/>
+          <w:szCs w:val="28"/>
+        </w:rPr>
+        <w:t>https://github.com/yakshu205/DSA/tree/main/Sorting%20algo/Practical-9</w:t>
+      </w:r>
+      <w:r>
+        <w:rPr>
+          <w:b/>
+          <w:bCs/>
+          <w:sz w:val="28"/>
+          <w:szCs w:val="28"/>
+        </w:rPr>
+        <w:fldChar w:fldCharType="end"/>
+      </w:r>
+    </w:p>
+    <w:p>
+      <w:pPr>
         <w:keepNext/>
         <w:spacing w:before="160" w:after="120"/>
         <w:rPr>
@@ -377,96 +481,12 @@
           <w:szCs w:val="28"/>
         </w:rPr>
       </w:pPr>
-      <w:r>
-        <w:rPr>
-          <w:b/>
-          <w:bCs/>
-          <w:sz w:val="28"/>
-          <w:szCs w:val="28"/>
-        </w:rPr>
-        <w:t>For Code:</w:t>
-      </w:r>
     </w:p>
     <w:p>
       <w:pPr>
         <w:keepNext/>
         <w:spacing w:before="160" w:after="120"/>
         <w:rPr>
-          <w:b/>
-          <w:bCs/>
-          <w:sz w:val="28"/>
-          <w:szCs w:val="28"/>
-        </w:rPr>
-      </w:pPr>
-    </w:p>
-    <w:p>
-      <w:pPr>
-        <w:keepNext/>
-        <w:spacing w:before="160" w:after="120"/>
-        <w:rPr>
-          <w:rFonts w:hint="default"/>
-          <w:sz w:val="28"/>
-          <w:szCs w:val="28"/>
-        </w:rPr>
-      </w:pPr>
-      <w:r>
-        <w:rPr>
-          <w:rFonts w:hint="default"/>
-          <w:sz w:val="28"/>
-          <w:szCs w:val="28"/>
-        </w:rPr>
-        <w:fldChar w:fldCharType="begin"/>
-      </w:r>
-      <w:r>
-        <w:rPr>
-          <w:rFonts w:hint="default"/>
-          <w:sz w:val="28"/>
-          <w:szCs w:val="28"/>
-        </w:rPr>
-        <w:instrText xml:space="preserve"> HYPERLINK "https://github.com/ayushposhiya00-lab/FDSA/tree/main/DSA/Practical-9" </w:instrText>
-      </w:r>
-      <w:r>
-        <w:rPr>
-          <w:rFonts w:hint="default"/>
-          <w:sz w:val="28"/>
-          <w:szCs w:val="28"/>
-        </w:rPr>
-        <w:fldChar w:fldCharType="separate"/>
-      </w:r>
-      <w:r>
-        <w:rPr>
-          <w:rStyle w:val="14"/>
-          <w:rFonts w:hint="default"/>
-          <w:sz w:val="28"/>
-          <w:szCs w:val="28"/>
-        </w:rPr>
-        <w:t>https://github.com/ayushposhiya00-lab/FDSA/tree/main/DSA/Practical-9</w:t>
-      </w:r>
-      <w:r>
-        <w:rPr>
-          <w:rFonts w:hint="default"/>
-          <w:sz w:val="28"/>
-          <w:szCs w:val="28"/>
-        </w:rPr>
-        <w:fldChar w:fldCharType="end"/>
-      </w:r>
-    </w:p>
-    <w:p>
-      <w:pPr>
-        <w:spacing w:after="240"/>
-        <w:rPr>
-          <w:sz w:val="28"/>
-          <w:szCs w:val="28"/>
-        </w:rPr>
-      </w:pPr>
-    </w:p>
-    <w:p>
-      <w:pPr>
-        <w:keepNext/>
-        <w:spacing w:before="160" w:after="120"/>
-        <w:rPr>
-          <w:b/>
-          <w:bCs/>
           <w:sz w:val="28"/>
           <w:szCs w:val="28"/>
         </w:rPr>
@@ -480,25 +500,8 @@
         </w:rPr>
         <w:t>Output:</w:t>
       </w:r>
-    </w:p>
-    <w:p>
-      <w:pPr>
-        <w:keepNext/>
-        <w:spacing w:before="160" w:after="120"/>
-        <w:rPr>
-          <w:sz w:val="28"/>
-          <w:szCs w:val="28"/>
-        </w:rPr>
-      </w:pPr>
-    </w:p>
-    <w:p>
-      <w:pPr>
-        <w:spacing w:after="3600"/>
-        <w:rPr>
-          <w:sz w:val="28"/>
-          <w:szCs w:val="28"/>
-        </w:rPr>
-      </w:pPr>
+      <w:bookmarkStart w:id="0" w:name="_GoBack"/>
+      <w:bookmarkEnd w:id="0"/>
       <w:r>
         <w:drawing>
           <wp:inline distT="0" distB="0" distL="114300" distR="114300">
@@ -542,8 +545,6 @@
           </wp:inline>
         </w:drawing>
       </w:r>
-      <w:bookmarkStart w:id="0" w:name="_GoBack"/>
-      <w:bookmarkEnd w:id="0"/>
     </w:p>
     <w:p>
       <w:pPr>
@@ -1010,7 +1011,7 @@
     <w:lsdException w:uiPriority="99" w:name="annotation reference"/>
     <w:lsdException w:uiPriority="99" w:name="line number"/>
     <w:lsdException w:uiPriority="99" w:name="page number"/>
-    <w:lsdException w:uiPriority="99" w:name="endnote reference"/>
+    <w:lsdException w:qFormat="1" w:uiPriority="99" w:name="endnote reference"/>
     <w:lsdException w:qFormat="1" w:uiPriority="99" w:name="endnote text"/>
     <w:lsdException w:uiPriority="99" w:name="table of authorities"/>
     <w:lsdException w:uiPriority="99" w:name="macro"/>
@@ -1357,6 +1358,7 @@
     <w:name w:val="endnote reference"/>
     <w:semiHidden/>
     <w:unhideWhenUsed/>
+    <w:qFormat/>
     <w:uiPriority w:val="99"/>
     <w:rPr>
       <w:vertAlign w:val="superscript"/>
